--- a/한이음 vlm/2026 한이음 드림업 개발보고서_티놀로지.docx
+++ b/한이음 vlm/2026 한이음 드림업 개발보고서_티놀로지.docx
@@ -496,9 +496,6 @@
       <w:pPr>
         <w:pStyle w:val="a3"/>
         <w:jc w:val="center"/>
-        <w:rPr>
-          <w:rFonts w:hint="eastAsia"/>
-        </w:rPr>
       </w:pPr>
     </w:p>
     <w:tbl>
@@ -2550,10 +2547,17 @@
       </w:r>
       <w:r>
         <w:rPr>
+          <w:rFonts w:hint="eastAsia"/>
           <w:noProof/>
         </w:rPr>
+        <w:t xml:space="preserve">        </w:t>
+      </w:r>
+      <w:r>
+        <w:rPr>
+          <w:noProof/>
+        </w:rPr>
         <w:drawing>
-          <wp:inline distT="0" distB="0" distL="0" distR="0" wp14:anchorId="28CA7375" wp14:editId="48AAA9F0">
+          <wp:inline distT="0" distB="0" distL="0" distR="0" wp14:anchorId="28CA7375" wp14:editId="40291FE4">
             <wp:extent cx="1806854" cy="3203111"/>
             <wp:effectExtent l="0" t="0" r="0" b="0"/>
             <wp:docPr id="1458449914" name="그림 2" descr="DMZ에선 지뢰사고가 끊이지 않는다"/>
@@ -5328,95 +5332,6 @@
               <w:jc w:val="center"/>
               <w:rPr>
                 <w:rFonts w:asciiTheme="majorHAnsi" w:eastAsiaTheme="majorHAnsi" w:hAnsiTheme="majorHAnsi"/>
-                <w:b/>
-                <w:bCs/>
-                <w:szCs w:val="20"/>
-              </w:rPr>
-            </w:pPr>
-            <w:r>
-              <w:rPr>
-                <w:rFonts w:asciiTheme="majorHAnsi" w:eastAsiaTheme="majorHAnsi" w:hAnsiTheme="majorHAnsi"/>
-                <w:szCs w:val="20"/>
-              </w:rPr>
-              <w:t>원격 주행 제어</w:t>
-            </w:r>
-          </w:p>
-        </w:tc>
-        <w:tc>
-          <w:tcPr>
-            <w:tcW w:w="3261" w:type="dxa"/>
-            <w:tcBorders>
-              <w:top w:val="single" w:sz="3" w:space="0" w:color="000000"/>
-              <w:left w:val="single" w:sz="3" w:space="0" w:color="000000"/>
-              <w:bottom w:val="single" w:sz="3" w:space="0" w:color="000000"/>
-              <w:right w:val="single" w:sz="3" w:space="0" w:color="000000"/>
-            </w:tcBorders>
-            <w:vAlign w:val="center"/>
-          </w:tcPr>
-          <w:p>
-            <w:pPr>
-              <w:wordWrap w:val="0"/>
-              <w:rPr>
-                <w:rFonts w:asciiTheme="majorHAnsi" w:eastAsiaTheme="majorHAnsi" w:hAnsiTheme="majorHAnsi"/>
-                <w:b/>
-                <w:bCs/>
-                <w:szCs w:val="20"/>
-              </w:rPr>
-            </w:pPr>
-            <w:r>
-              <w:rPr>
-                <w:rFonts w:asciiTheme="majorHAnsi" w:eastAsiaTheme="majorHAnsi" w:hAnsiTheme="majorHAnsi"/>
-                <w:szCs w:val="20"/>
-              </w:rPr>
-              <w:t>상황실의 조이스틱 명령을 현장 로봇에 전송하여 궤도형 플랫폼의 전진, 후진, 회전 및 정지를 제어함</w:t>
-            </w:r>
-          </w:p>
-        </w:tc>
-        <w:tc>
-          <w:tcPr>
-            <w:tcW w:w="4507" w:type="dxa"/>
-            <w:tcBorders>
-              <w:top w:val="single" w:sz="3" w:space="0" w:color="000000"/>
-              <w:left w:val="single" w:sz="3" w:space="0" w:color="000000"/>
-              <w:bottom w:val="single" w:sz="3" w:space="0" w:color="000000"/>
-              <w:right w:val="single" w:sz="3" w:space="0" w:color="000000"/>
-            </w:tcBorders>
-            <w:vAlign w:val="center"/>
-          </w:tcPr>
-          <w:p>
-            <w:pPr>
-              <w:wordWrap w:val="0"/>
-              <w:rPr>
-                <w:rFonts w:asciiTheme="majorHAnsi" w:eastAsiaTheme="majorHAnsi" w:hAnsiTheme="majorHAnsi"/>
-                <w:b/>
-                <w:bCs/>
-                <w:szCs w:val="20"/>
-              </w:rPr>
-            </w:pPr>
-          </w:p>
-        </w:tc>
-      </w:tr>
-      <w:tr>
-        <w:trPr>
-          <w:trHeight w:val="18"/>
-        </w:trPr>
-        <w:tc>
-          <w:tcPr>
-            <w:tcW w:w="1701" w:type="dxa"/>
-            <w:tcBorders>
-              <w:top w:val="single" w:sz="3" w:space="0" w:color="000000"/>
-              <w:left w:val="single" w:sz="3" w:space="0" w:color="000000"/>
-              <w:bottom w:val="single" w:sz="3" w:space="0" w:color="000000"/>
-              <w:right w:val="single" w:sz="3" w:space="0" w:color="000000"/>
-            </w:tcBorders>
-            <w:vAlign w:val="center"/>
-          </w:tcPr>
-          <w:p>
-            <w:pPr>
-              <w:wordWrap w:val="0"/>
-              <w:jc w:val="center"/>
-              <w:rPr>
-                <w:rFonts w:asciiTheme="majorHAnsi" w:eastAsiaTheme="majorHAnsi" w:hAnsiTheme="majorHAnsi"/>
                 <w:szCs w:val="20"/>
               </w:rPr>
             </w:pPr>
@@ -6021,13 +5936,12 @@
                 <w:rFonts w:asciiTheme="majorHAnsi" w:eastAsiaTheme="majorHAnsi" w:hAnsiTheme="majorHAnsi"/>
                 <w:b/>
                 <w:bCs/>
-                <w:noProof/>
               </w:rPr>
               <w:drawing>
-                <wp:inline distT="0" distB="0" distL="0" distR="0" wp14:anchorId="0E410CE2" wp14:editId="477C3F45">
-                  <wp:extent cx="1589681" cy="1892293"/>
+                <wp:inline distT="0" distB="0" distL="0" distR="0" wp14:anchorId="40340C45" wp14:editId="16618184">
+                  <wp:extent cx="2345055" cy="1771015"/>
                   <wp:effectExtent l="0" t="0" r="0" b="0"/>
-                  <wp:docPr id="553139221" name="그림 1"/>
+                  <wp:docPr id="1690808740" name="그림 1"/>
                   <wp:cNvGraphicFramePr>
                     <a:graphicFrameLocks xmlns:a="http://schemas.openxmlformats.org/drawingml/2006/main" noChangeAspect="1"/>
                   </wp:cNvGraphicFramePr>
@@ -6035,7 +5949,7 @@
                     <a:graphicData uri="http://schemas.openxmlformats.org/drawingml/2006/picture">
                       <pic:pic xmlns:pic="http://schemas.openxmlformats.org/drawingml/2006/picture">
                         <pic:nvPicPr>
-                          <pic:cNvPr id="553139221" name=""/>
+                          <pic:cNvPr id="1690808740" name=""/>
                           <pic:cNvPicPr/>
                         </pic:nvPicPr>
                         <pic:blipFill>
@@ -6047,7 +5961,7 @@
                         <pic:spPr>
                           <a:xfrm>
                             <a:off x="0" y="0"/>
-                            <a:ext cx="1591239" cy="1894148"/>
+                            <a:ext cx="2345055" cy="1771015"/>
                           </a:xfrm>
                           <a:prstGeom prst="rect">
                             <a:avLst/>
@@ -6059,110 +5973,6 @@
                 </wp:inline>
               </w:drawing>
             </w:r>
-          </w:p>
-        </w:tc>
-      </w:tr>
-      <w:tr>
-        <w:trPr>
-          <w:trHeight w:val="18"/>
-        </w:trPr>
-        <w:tc>
-          <w:tcPr>
-            <w:tcW w:w="2014" w:type="dxa"/>
-            <w:tcBorders>
-              <w:top w:val="single" w:sz="3" w:space="0" w:color="000000"/>
-              <w:left w:val="single" w:sz="3" w:space="0" w:color="000000"/>
-              <w:bottom w:val="single" w:sz="3" w:space="0" w:color="000000"/>
-              <w:right w:val="single" w:sz="3" w:space="0" w:color="000000"/>
-            </w:tcBorders>
-            <w:vAlign w:val="center"/>
-          </w:tcPr>
-          <w:p>
-            <w:pPr>
-              <w:wordWrap w:val="0"/>
-              <w:jc w:val="center"/>
-              <w:rPr>
-                <w:rFonts w:asciiTheme="majorHAnsi" w:eastAsiaTheme="majorHAnsi" w:hAnsiTheme="majorHAnsi"/>
-                <w:b/>
-                <w:bCs/>
-              </w:rPr>
-            </w:pPr>
-            <w:r>
-              <w:rPr>
-                <w:rFonts w:asciiTheme="majorHAnsi" w:eastAsiaTheme="majorHAnsi" w:hAnsiTheme="majorHAnsi"/>
-                <w:szCs w:val="20"/>
-              </w:rPr>
-              <w:t>Master 원격조작 장치</w:t>
-            </w:r>
-          </w:p>
-        </w:tc>
-        <w:tc>
-          <w:tcPr>
-            <w:tcW w:w="3671" w:type="dxa"/>
-            <w:tcBorders>
-              <w:top w:val="single" w:sz="3" w:space="0" w:color="000000"/>
-              <w:left w:val="single" w:sz="3" w:space="0" w:color="000000"/>
-              <w:bottom w:val="single" w:sz="3" w:space="0" w:color="000000"/>
-              <w:right w:val="single" w:sz="3" w:space="0" w:color="000000"/>
-            </w:tcBorders>
-            <w:vAlign w:val="center"/>
-          </w:tcPr>
-          <w:p>
-            <w:pPr>
-              <w:wordWrap w:val="0"/>
-              <w:jc w:val="center"/>
-              <w:rPr>
-                <w:rFonts w:asciiTheme="majorHAnsi" w:eastAsiaTheme="majorHAnsi" w:hAnsiTheme="majorHAnsi"/>
-                <w:b/>
-                <w:bCs/>
-              </w:rPr>
-            </w:pPr>
-            <w:r>
-              <w:rPr>
-                <w:rFonts w:asciiTheme="majorHAnsi" w:eastAsiaTheme="majorHAnsi" w:hAnsiTheme="majorHAnsi"/>
-                <w:szCs w:val="20"/>
-              </w:rPr>
-              <w:t xml:space="preserve">마스터 </w:t>
-            </w:r>
-            <w:proofErr w:type="spellStart"/>
-            <w:r>
-              <w:rPr>
-                <w:rFonts w:asciiTheme="majorHAnsi" w:eastAsiaTheme="majorHAnsi" w:hAnsiTheme="majorHAnsi"/>
-                <w:szCs w:val="20"/>
-              </w:rPr>
-              <w:t>로봇팔</w:t>
-            </w:r>
-            <w:proofErr w:type="spellEnd"/>
-            <w:r>
-              <w:rPr>
-                <w:rFonts w:asciiTheme="majorHAnsi" w:eastAsiaTheme="majorHAnsi" w:hAnsiTheme="majorHAnsi"/>
-                <w:szCs w:val="20"/>
-              </w:rPr>
-              <w:t>, 조이스틱, STM및 상위 제어 PC를 결합하여 상황실 원격조작 장치를 구성함.</w:t>
-            </w:r>
-          </w:p>
-        </w:tc>
-        <w:tc>
-          <w:tcPr>
-            <w:tcW w:w="3897" w:type="dxa"/>
-            <w:tcBorders>
-              <w:top w:val="single" w:sz="3" w:space="0" w:color="000000"/>
-              <w:left w:val="single" w:sz="3" w:space="0" w:color="000000"/>
-              <w:bottom w:val="single" w:sz="3" w:space="0" w:color="000000"/>
-              <w:right w:val="single" w:sz="3" w:space="0" w:color="000000"/>
-            </w:tcBorders>
-            <w:vAlign w:val="center"/>
-          </w:tcPr>
-          <w:p>
-            <w:pPr>
-              <w:wordWrap w:val="0"/>
-              <w:jc w:val="center"/>
-              <w:rPr>
-                <w:rFonts w:asciiTheme="majorHAnsi" w:eastAsiaTheme="majorHAnsi" w:hAnsiTheme="majorHAnsi"/>
-                <w:b/>
-                <w:bCs/>
-              </w:rPr>
-            </w:pPr>
           </w:p>
         </w:tc>
       </w:tr>
@@ -6369,111 +6179,6 @@
           </w:p>
         </w:tc>
       </w:tr>
-      <w:tr>
-        <w:trPr>
-          <w:trHeight w:val="18"/>
-        </w:trPr>
-        <w:tc>
-          <w:tcPr>
-            <w:tcW w:w="2014" w:type="dxa"/>
-            <w:tcBorders>
-              <w:top w:val="single" w:sz="3" w:space="0" w:color="000000"/>
-              <w:left w:val="single" w:sz="3" w:space="0" w:color="000000"/>
-              <w:bottom w:val="single" w:sz="3" w:space="0" w:color="000000"/>
-              <w:right w:val="single" w:sz="3" w:space="0" w:color="000000"/>
-            </w:tcBorders>
-            <w:vAlign w:val="center"/>
-          </w:tcPr>
-          <w:p>
-            <w:pPr>
-              <w:wordWrap w:val="0"/>
-              <w:jc w:val="center"/>
-              <w:rPr>
-                <w:rFonts w:asciiTheme="majorHAnsi" w:eastAsiaTheme="majorHAnsi" w:hAnsiTheme="majorHAnsi"/>
-                <w:szCs w:val="20"/>
-              </w:rPr>
-            </w:pPr>
-            <w:r>
-              <w:rPr>
-                <w:rFonts w:asciiTheme="majorHAnsi" w:eastAsiaTheme="majorHAnsi" w:hAnsiTheme="majorHAnsi"/>
-                <w:szCs w:val="20"/>
-              </w:rPr>
-              <w:t xml:space="preserve">센서·통신 </w:t>
-            </w:r>
-          </w:p>
-          <w:p>
-            <w:pPr>
-              <w:wordWrap w:val="0"/>
-              <w:jc w:val="center"/>
-              <w:rPr>
-                <w:rFonts w:asciiTheme="majorHAnsi" w:eastAsiaTheme="majorHAnsi" w:hAnsiTheme="majorHAnsi"/>
-                <w:b/>
-                <w:bCs/>
-              </w:rPr>
-            </w:pPr>
-            <w:r>
-              <w:rPr>
-                <w:rFonts w:asciiTheme="majorHAnsi" w:eastAsiaTheme="majorHAnsi" w:hAnsiTheme="majorHAnsi"/>
-                <w:szCs w:val="20"/>
-              </w:rPr>
-              <w:t>장치 통합</w:t>
-            </w:r>
-          </w:p>
-        </w:tc>
-        <w:tc>
-          <w:tcPr>
-            <w:tcW w:w="3671" w:type="dxa"/>
-            <w:tcBorders>
-              <w:top w:val="single" w:sz="3" w:space="0" w:color="000000"/>
-              <w:left w:val="single" w:sz="3" w:space="0" w:color="000000"/>
-              <w:bottom w:val="single" w:sz="3" w:space="0" w:color="000000"/>
-              <w:right w:val="single" w:sz="3" w:space="0" w:color="000000"/>
-            </w:tcBorders>
-            <w:vAlign w:val="center"/>
-          </w:tcPr>
-          <w:p>
-            <w:pPr>
-              <w:wordWrap w:val="0"/>
-              <w:jc w:val="center"/>
-              <w:rPr>
-                <w:rFonts w:asciiTheme="majorHAnsi" w:eastAsiaTheme="majorHAnsi" w:hAnsiTheme="majorHAnsi"/>
-                <w:b/>
-                <w:bCs/>
-              </w:rPr>
-            </w:pPr>
-            <w:r>
-              <w:rPr>
-                <w:rFonts w:asciiTheme="majorHAnsi" w:eastAsiaTheme="majorHAnsi" w:hAnsiTheme="majorHAnsi"/>
-                <w:szCs w:val="20"/>
-              </w:rPr>
-              <w:t>Depth Camera, 금속·지뢰 탐지 센서, Raspberry Pi 5 및 LTE 모뎀을 플랫폼에 장착하고 배선·통신 구조를 구성함.</w:t>
-            </w:r>
-          </w:p>
-        </w:tc>
-        <w:tc>
-          <w:tcPr>
-            <w:tcW w:w="3897" w:type="dxa"/>
-            <w:tcBorders>
-              <w:top w:val="single" w:sz="3" w:space="0" w:color="000000"/>
-              <w:left w:val="single" w:sz="3" w:space="0" w:color="000000"/>
-              <w:bottom w:val="single" w:sz="3" w:space="0" w:color="000000"/>
-              <w:right w:val="single" w:sz="3" w:space="0" w:color="000000"/>
-            </w:tcBorders>
-            <w:vAlign w:val="center"/>
-          </w:tcPr>
-          <w:p>
-            <w:pPr>
-              <w:wordWrap w:val="0"/>
-              <w:jc w:val="center"/>
-              <w:rPr>
-                <w:rFonts w:asciiTheme="majorHAnsi" w:eastAsiaTheme="majorHAnsi" w:hAnsiTheme="majorHAnsi"/>
-                <w:b/>
-                <w:bCs/>
-              </w:rPr>
-            </w:pPr>
-          </w:p>
-        </w:tc>
-      </w:tr>
     </w:tbl>
     <w:p>
       <w:pPr>
@@ -6837,7 +6542,6 @@
           <w:sz w:val="20"/>
           <w:szCs w:val="16"/>
         </w:rPr>
-        <w:lastRenderedPageBreak/>
         <w:t xml:space="preserve">- </w:t>
       </w:r>
       <w:r>
@@ -6868,6 +6572,7 @@
           <w:sz w:val="20"/>
           <w:szCs w:val="16"/>
         </w:rPr>
+        <w:lastRenderedPageBreak/>
         <w:t xml:space="preserve">- </w:t>
       </w:r>
       <w:r>
@@ -7985,7 +7690,6 @@
               <w:sz w:val="20"/>
               <w:szCs w:val="16"/>
             </w:rPr>
-            <w:lastRenderedPageBreak/>
             <m:t>ω=</m:t>
           </m:r>
           <m:f>
@@ -8135,6 +7839,7 @@
           <w:sz w:val="20"/>
           <w:szCs w:val="16"/>
         </w:rPr>
+        <w:lastRenderedPageBreak/>
         <w:br/>
       </w:r>
       <w:r>
@@ -8770,7 +8475,6 @@
               <w:rPr>
                 <w:rFonts w:asciiTheme="majorHAnsi" w:eastAsiaTheme="majorHAnsi" w:hAnsiTheme="majorHAnsi"/>
               </w:rPr>
-              <w:lastRenderedPageBreak/>
               <w:t>개발환경</w:t>
             </w:r>
           </w:p>
@@ -8798,7 +8502,6 @@
               <w:rPr>
                 <w:rFonts w:asciiTheme="majorHAnsi" w:eastAsiaTheme="majorHAnsi" w:hAnsiTheme="majorHAnsi"/>
               </w:rPr>
-              <w:lastRenderedPageBreak/>
               <w:t>OS</w:t>
             </w:r>
           </w:p>
@@ -10280,19 +9983,7 @@
           <w:sz w:val="20"/>
           <w:szCs w:val="18"/>
         </w:rPr>
-        <w:t xml:space="preserve">본 프로젝트는 VLM이 지뢰 여부를 단독으로 확정하거나 로봇을 완전 자율 제어하는 방식이 아니라 카메라 영상과 탐지 센서 정보를 분석하여 작업자의 판단을 보조하는 Human-in-the-loop 구조를 적용한다. 이를 </w:t>
-      </w:r>
-      <w:r>
-        <w:rPr>
-          <w:rFonts w:asciiTheme="minorHAnsi" w:eastAsiaTheme="minorHAnsi"/>
-          <w:b w:val="0"/>
-          <w:bCs/>
-          <w:spacing w:val="-6"/>
-          <w:sz w:val="20"/>
-          <w:szCs w:val="18"/>
-        </w:rPr>
-        <w:lastRenderedPageBreak/>
-        <w:t>통해 AI의 오판 가능성을 줄이고, 최종 제어권을 작업자에게 유지하여 고위험 환경에서의 운용 신뢰성과 안전성을 확보한다.</w:t>
+        <w:t>본 프로젝트는 VLM이 지뢰 여부를 단독으로 확정하거나 로봇을 완전 자율 제어하는 방식이 아니라 카메라 영상과 탐지 센서 정보를 분석하여 작업자의 판단을 보조하는 Human-in-the-loop 구조를 적용한다. 이를 통해 AI의 오판 가능성을 줄이고, 최종 제어권을 작업자에게 유지하여 고위험 환경에서의 운용 신뢰성과 안전성을 확보한다.</w:t>
       </w:r>
     </w:p>
     <w:p>
@@ -10320,6 +10011,7 @@
           <w:sz w:val="20"/>
           <w:szCs w:val="18"/>
         </w:rPr>
+        <w:lastRenderedPageBreak/>
         <w:t xml:space="preserve">2) </w:t>
       </w:r>
       <w:r>
@@ -13550,7 +13242,24 @@
                 <w:rFonts w:asciiTheme="majorHAnsi" w:eastAsiaTheme="majorHAnsi" w:hAnsiTheme="majorHAnsi"/>
                 <w:szCs w:val="20"/>
               </w:rPr>
-              <w:t>탐지·표식 성공률 및 장시간 운용 신뢰성 평가</w:t>
+              <w:t xml:space="preserve">탐지·표식 성공률 및 장시간 </w:t>
+            </w:r>
+          </w:p>
+          <w:p>
+            <w:pPr>
+              <w:wordWrap w:val="0"/>
+              <w:jc w:val="center"/>
+              <w:rPr>
+                <w:rFonts w:asciiTheme="majorHAnsi" w:eastAsiaTheme="majorHAnsi" w:hAnsiTheme="majorHAnsi"/>
+                <w:szCs w:val="20"/>
+              </w:rPr>
+            </w:pPr>
+            <w:r>
+              <w:rPr>
+                <w:rFonts w:asciiTheme="majorHAnsi" w:eastAsiaTheme="majorHAnsi" w:hAnsiTheme="majorHAnsi"/>
+                <w:szCs w:val="20"/>
+              </w:rPr>
+              <w:t>운용 신뢰성 평가</w:t>
             </w:r>
           </w:p>
         </w:tc>
@@ -13960,7 +13669,24 @@
                 <w:rFonts w:asciiTheme="majorHAnsi" w:eastAsiaTheme="majorHAnsi" w:hAnsiTheme="majorHAnsi"/>
                 <w:szCs w:val="20"/>
               </w:rPr>
-              <w:t>특허·논문·공모전 성과자료 작성 및 등록</w:t>
+              <w:t xml:space="preserve">특허·논문·공모전 성과자료 </w:t>
+            </w:r>
+          </w:p>
+          <w:p>
+            <w:pPr>
+              <w:wordWrap w:val="0"/>
+              <w:jc w:val="center"/>
+              <w:rPr>
+                <w:rFonts w:asciiTheme="majorHAnsi" w:eastAsiaTheme="majorHAnsi" w:hAnsiTheme="majorHAnsi"/>
+                <w:szCs w:val="20"/>
+              </w:rPr>
+            </w:pPr>
+            <w:r>
+              <w:rPr>
+                <w:rFonts w:asciiTheme="majorHAnsi" w:eastAsiaTheme="majorHAnsi" w:hAnsiTheme="majorHAnsi"/>
+                <w:szCs w:val="20"/>
+              </w:rPr>
+              <w:t>작성 및 등록</w:t>
             </w:r>
           </w:p>
         </w:tc>
